--- a/data/outputs/v2/General_Science/SS3.1_Turning_Effect_of_Force/General_Science_Turning_Effect_of_Force_SummaryTable.docx
+++ b/data/outputs/v2/General_Science/SS3.1_Turning_Effect_of_Force/General_Science_Turning_Effect_of_Force_SummaryTable.docx
@@ -38,6 +38,177 @@
           <w:szCs w:val="22"/>
         </w:rPr>
         <w:t xml:space="preserve">Sub-Strand 3.1: Turning Effect of Force — Teacher Reference (Pre-filled)</w:t>
+      </w:r>
+    </w:p>
+    <w:p>
+      <w:pPr>
+        <w:spacing w:after="80" w:before="120"/>
+      </w:pPr>
+      <w:r>
+        <w:rPr>
+          <w:rFonts w:ascii="Arial" w:cs="Arial" w:eastAsia="Arial" w:hAnsi="Arial"/>
+          <w:b/>
+          <w:bCs/>
+          <w:color w:val="1F3864"/>
+          <w:sz w:val="20"/>
+          <w:szCs w:val="20"/>
+        </w:rPr>
+        <w:t xml:space="preserve">ATTRIBUTION AND LICENSING</w:t>
+      </w:r>
+    </w:p>
+    <w:p>
+      <w:pPr>
+        <w:spacing w:after="60" w:before="0"/>
+      </w:pPr>
+      <w:r>
+        <w:rPr>
+          <w:rFonts w:ascii="Arial" w:cs="Arial" w:eastAsia="Arial" w:hAnsi="Arial"/>
+          <w:b/>
+          <w:bCs/>
+          <w:sz w:val="17"/>
+          <w:szCs w:val="17"/>
+        </w:rPr>
+        <w:t xml:space="preserve">Curriculum Alignment: </w:t>
+      </w:r>
+      <w:r>
+        <w:rPr>
+          <w:rFonts w:ascii="Arial" w:cs="Arial" w:eastAsia="Arial" w:hAnsi="Arial"/>
+          <w:sz w:val="17"/>
+          <w:szCs w:val="17"/>
+        </w:rPr>
+        <w:t xml:space="preserve">Structured in pedagogical alignment with the competence-based curriculum format and learning outcomes established by the Kenya Institute of Curriculum Development (KICD). This material is independently developed and is not officially endorsed or published by KICD.</w:t>
+      </w:r>
+    </w:p>
+    <w:p>
+      <w:pPr>
+        <w:spacing w:after="60" w:before="0"/>
+      </w:pPr>
+      <w:r>
+        <w:rPr>
+          <w:rFonts w:ascii="Arial" w:cs="Arial" w:eastAsia="Arial" w:hAnsi="Arial"/>
+          <w:b/>
+          <w:bCs/>
+          <w:sz w:val="17"/>
+          <w:szCs w:val="17"/>
+        </w:rPr>
+        <w:t xml:space="preserve">Content &amp; Pedagogy: </w:t>
+      </w:r>
+      <w:r>
+        <w:rPr>
+          <w:rFonts w:ascii="Arial" w:cs="Arial" w:eastAsia="Arial" w:hAnsi="Arial"/>
+          <w:sz w:val="17"/>
+          <w:szCs w:val="17"/>
+        </w:rPr>
+        <w:t xml:space="preserve">Developed and adapted by the educator team at SeaVuria (registered 501(c)(3) in the United States and registered NGO in Kenya, No. 872-850A-BF11), who designed the pedagogical framework, lesson templates and exemplar lessons on which this material is based.</w:t>
+      </w:r>
+    </w:p>
+    <w:p>
+      <w:pPr>
+        <w:spacing w:after="60" w:before="0"/>
+      </w:pPr>
+      <w:r>
+        <w:rPr>
+          <w:rFonts w:ascii="Arial" w:cs="Arial" w:eastAsia="Arial" w:hAnsi="Arial"/>
+          <w:b/>
+          <w:bCs/>
+          <w:sz w:val="17"/>
+          <w:szCs w:val="17"/>
+        </w:rPr>
+        <w:t xml:space="preserve">Production &amp; Layout: </w:t>
+      </w:r>
+      <w:r>
+        <w:rPr>
+          <w:rFonts w:ascii="Arial" w:cs="Arial" w:eastAsia="Arial" w:hAnsi="Arial"/>
+          <w:sz w:val="17"/>
+          <w:szCs w:val="17"/>
+        </w:rPr>
+        <w:t xml:space="preserve">Educational design and curriculum sequencing by SeaVuria. Technical layout, structural formatting, and digital optimization/implementation executed in partnership with ARES Education (registered 501(c)(3) in the United States and Canada (as Afretech Aid) and registered NGO in Kenya), with lesson drafting and compilation assisted by AI (Claude, Anthropic).</w:t>
+      </w:r>
+    </w:p>
+    <w:p>
+      <w:pPr>
+        <w:pBdr>
+          <w:bottom w:val="single" w:color="1F3864" w:sz="6" w:space="6"/>
+        </w:pBdr>
+        <w:spacing w:after="60" w:before="0"/>
+      </w:pPr>
+      <w:r>
+        <w:rPr>
+          <w:rFonts w:ascii="Arial" w:cs="Arial" w:eastAsia="Arial" w:hAnsi="Arial"/>
+          <w:b/>
+          <w:bCs/>
+          <w:sz w:val="17"/>
+          <w:szCs w:val="17"/>
+        </w:rPr>
+        <w:t xml:space="preserve">Licensing &amp; Copyright: </w:t>
+      </w:r>
+      <w:r>
+        <w:rPr>
+          <w:rFonts w:ascii="Arial" w:cs="Arial" w:eastAsia="Arial" w:hAnsi="Arial"/>
+          <w:sz w:val="17"/>
+          <w:szCs w:val="17"/>
+        </w:rPr>
+        <w:t xml:space="preserve">© 2026 SeaVuria and ARES. This work is licensed under a </w:t>
+      </w:r>
+      <w:hyperlink w:history="1" r:id="rIdpe9usea_kg4301na1buix">
+        <w:r>
+          <w:rPr>
+            <w:rFonts w:ascii="Arial" w:cs="Arial" w:eastAsia="Arial" w:hAnsi="Arial"/>
+            <w:color w:val="1F6B75"/>
+            <w:sz w:val="17"/>
+            <w:szCs w:val="17"/>
+            <w:u w:val="single" w:color="1F6B75"/>
+          </w:rPr>
+          <w:t xml:space="preserve">Creative Commons Attribution-NonCommercial 4.0 International License</w:t>
+        </w:r>
+      </w:hyperlink>
+      <w:r>
+        <w:rPr>
+          <w:rFonts w:ascii="Arial" w:cs="Arial" w:eastAsia="Arial" w:hAnsi="Arial"/>
+          <w:sz w:val="17"/>
+          <w:szCs w:val="17"/>
+        </w:rPr>
+        <w:t xml:space="preserve"> (</w:t>
+      </w:r>
+      <w:hyperlink w:history="1" r:id="rIdtb8rioekltzkni7cawvih">
+        <w:r>
+          <w:rPr>
+            <w:rFonts w:ascii="Arial" w:cs="Arial" w:eastAsia="Arial" w:hAnsi="Arial"/>
+            <w:color w:val="1F6B75"/>
+            <w:sz w:val="17"/>
+            <w:szCs w:val="17"/>
+            <w:u w:val="single" w:color="1F6B75"/>
+          </w:rPr>
+          <w:t xml:space="preserve">CC BY-NC 4.0</w:t>
+        </w:r>
+      </w:hyperlink>
+      <w:r>
+        <w:rPr>
+          <w:rFonts w:ascii="Arial" w:cs="Arial" w:eastAsia="Arial" w:hAnsi="Arial"/>
+          <w:sz w:val="17"/>
+          <w:szCs w:val="17"/>
+        </w:rPr>
+        <w:t xml:space="preserve">). To view a copy of this license, visit </w:t>
+      </w:r>
+      <w:hyperlink w:history="1" r:id="rIdzu9ywjgvdmbtrp09caaqu">
+        <w:r>
+          <w:rPr>
+            <w:rFonts w:ascii="Arial" w:cs="Arial" w:eastAsia="Arial" w:hAnsi="Arial"/>
+            <w:color w:val="1F6B75"/>
+            <w:sz w:val="17"/>
+            <w:szCs w:val="17"/>
+            <w:u w:val="single" w:color="1F6B75"/>
+          </w:rPr>
+          <w:t xml:space="preserve">https://creativecommons.org/licenses/by-nc/4.0/</w:t>
+        </w:r>
+      </w:hyperlink>
+      <w:r>
+        <w:rPr>
+          <w:rFonts w:ascii="Arial" w:cs="Arial" w:eastAsia="Arial" w:hAnsi="Arial"/>
+          <w:sz w:val="17"/>
+          <w:szCs w:val="17"/>
+        </w:rPr>
+        <w:t xml:space="preserve">. You are free to copy, redistribute, and adapt this material in any medium or format, provided appropriate credit is given and the material is not used for commercial purposes. KICD learning outcomes and curriculum designations reproduced here for alignment purposes remain the property of KICD and are not covered by this license. Linked external resources (e.g. CK-12, Khan Academy, PhET) are subject to their own licenses.</w:t>
       </w:r>
     </w:p>
     <w:p>

--- a/data/outputs/v2/General_Science/SS3.1_Turning_Effect_of_Force/General_Science_Turning_Effect_of_Force_SummaryTable.docx
+++ b/data/outputs/v2/General_Science/SS3.1_Turning_Effect_of_Force/General_Science_Turning_Effect_of_Force_SummaryTable.docx
@@ -38,177 +38,6 @@
           <w:szCs w:val="22"/>
         </w:rPr>
         <w:t xml:space="preserve">Sub-Strand 3.1: Turning Effect of Force — Teacher Reference (Pre-filled)</w:t>
-      </w:r>
-    </w:p>
-    <w:p>
-      <w:pPr>
-        <w:spacing w:after="80" w:before="120"/>
-      </w:pPr>
-      <w:r>
-        <w:rPr>
-          <w:rFonts w:ascii="Arial" w:cs="Arial" w:eastAsia="Arial" w:hAnsi="Arial"/>
-          <w:b/>
-          <w:bCs/>
-          <w:color w:val="1F3864"/>
-          <w:sz w:val="20"/>
-          <w:szCs w:val="20"/>
-        </w:rPr>
-        <w:t xml:space="preserve">ATTRIBUTION AND LICENSING</w:t>
-      </w:r>
-    </w:p>
-    <w:p>
-      <w:pPr>
-        <w:spacing w:after="60" w:before="0"/>
-      </w:pPr>
-      <w:r>
-        <w:rPr>
-          <w:rFonts w:ascii="Arial" w:cs="Arial" w:eastAsia="Arial" w:hAnsi="Arial"/>
-          <w:b/>
-          <w:bCs/>
-          <w:sz w:val="17"/>
-          <w:szCs w:val="17"/>
-        </w:rPr>
-        <w:t xml:space="preserve">Curriculum Alignment: </w:t>
-      </w:r>
-      <w:r>
-        <w:rPr>
-          <w:rFonts w:ascii="Arial" w:cs="Arial" w:eastAsia="Arial" w:hAnsi="Arial"/>
-          <w:sz w:val="17"/>
-          <w:szCs w:val="17"/>
-        </w:rPr>
-        <w:t xml:space="preserve">Structured in pedagogical alignment with the competence-based curriculum format and learning outcomes established by the Kenya Institute of Curriculum Development (KICD). This material is independently developed and is not officially endorsed or published by KICD.</w:t>
-      </w:r>
-    </w:p>
-    <w:p>
-      <w:pPr>
-        <w:spacing w:after="60" w:before="0"/>
-      </w:pPr>
-      <w:r>
-        <w:rPr>
-          <w:rFonts w:ascii="Arial" w:cs="Arial" w:eastAsia="Arial" w:hAnsi="Arial"/>
-          <w:b/>
-          <w:bCs/>
-          <w:sz w:val="17"/>
-          <w:szCs w:val="17"/>
-        </w:rPr>
-        <w:t xml:space="preserve">Content &amp; Pedagogy: </w:t>
-      </w:r>
-      <w:r>
-        <w:rPr>
-          <w:rFonts w:ascii="Arial" w:cs="Arial" w:eastAsia="Arial" w:hAnsi="Arial"/>
-          <w:sz w:val="17"/>
-          <w:szCs w:val="17"/>
-        </w:rPr>
-        <w:t xml:space="preserve">Developed and adapted by the educator team at SeaVuria (registered 501(c)(3) in the United States and registered NGO in Kenya, No. 872-850A-BF11), who designed the pedagogical framework, lesson templates and exemplar lessons on which this material is based.</w:t>
-      </w:r>
-    </w:p>
-    <w:p>
-      <w:pPr>
-        <w:spacing w:after="60" w:before="0"/>
-      </w:pPr>
-      <w:r>
-        <w:rPr>
-          <w:rFonts w:ascii="Arial" w:cs="Arial" w:eastAsia="Arial" w:hAnsi="Arial"/>
-          <w:b/>
-          <w:bCs/>
-          <w:sz w:val="17"/>
-          <w:szCs w:val="17"/>
-        </w:rPr>
-        <w:t xml:space="preserve">Production &amp; Layout: </w:t>
-      </w:r>
-      <w:r>
-        <w:rPr>
-          <w:rFonts w:ascii="Arial" w:cs="Arial" w:eastAsia="Arial" w:hAnsi="Arial"/>
-          <w:sz w:val="17"/>
-          <w:szCs w:val="17"/>
-        </w:rPr>
-        <w:t xml:space="preserve">Educational design and curriculum sequencing by SeaVuria. Technical layout, structural formatting, and digital optimization/implementation executed in partnership with ARES Education (registered 501(c)(3) in the United States and Canada (as Afretech Aid) and registered NGO in Kenya), with lesson drafting and compilation assisted by AI (Claude, Anthropic).</w:t>
-      </w:r>
-    </w:p>
-    <w:p>
-      <w:pPr>
-        <w:pBdr>
-          <w:bottom w:val="single" w:color="1F3864" w:sz="6" w:space="6"/>
-        </w:pBdr>
-        <w:spacing w:after="60" w:before="0"/>
-      </w:pPr>
-      <w:r>
-        <w:rPr>
-          <w:rFonts w:ascii="Arial" w:cs="Arial" w:eastAsia="Arial" w:hAnsi="Arial"/>
-          <w:b/>
-          <w:bCs/>
-          <w:sz w:val="17"/>
-          <w:szCs w:val="17"/>
-        </w:rPr>
-        <w:t xml:space="preserve">Licensing &amp; Copyright: </w:t>
-      </w:r>
-      <w:r>
-        <w:rPr>
-          <w:rFonts w:ascii="Arial" w:cs="Arial" w:eastAsia="Arial" w:hAnsi="Arial"/>
-          <w:sz w:val="17"/>
-          <w:szCs w:val="17"/>
-        </w:rPr>
-        <w:t xml:space="preserve">© 2026 SeaVuria and ARES. This work is licensed under a </w:t>
-      </w:r>
-      <w:hyperlink w:history="1" r:id="rIdpe9usea_kg4301na1buix">
-        <w:r>
-          <w:rPr>
-            <w:rFonts w:ascii="Arial" w:cs="Arial" w:eastAsia="Arial" w:hAnsi="Arial"/>
-            <w:color w:val="1F6B75"/>
-            <w:sz w:val="17"/>
-            <w:szCs w:val="17"/>
-            <w:u w:val="single" w:color="1F6B75"/>
-          </w:rPr>
-          <w:t xml:space="preserve">Creative Commons Attribution-NonCommercial 4.0 International License</w:t>
-        </w:r>
-      </w:hyperlink>
-      <w:r>
-        <w:rPr>
-          <w:rFonts w:ascii="Arial" w:cs="Arial" w:eastAsia="Arial" w:hAnsi="Arial"/>
-          <w:sz w:val="17"/>
-          <w:szCs w:val="17"/>
-        </w:rPr>
-        <w:t xml:space="preserve"> (</w:t>
-      </w:r>
-      <w:hyperlink w:history="1" r:id="rIdtb8rioekltzkni7cawvih">
-        <w:r>
-          <w:rPr>
-            <w:rFonts w:ascii="Arial" w:cs="Arial" w:eastAsia="Arial" w:hAnsi="Arial"/>
-            <w:color w:val="1F6B75"/>
-            <w:sz w:val="17"/>
-            <w:szCs w:val="17"/>
-            <w:u w:val="single" w:color="1F6B75"/>
-          </w:rPr>
-          <w:t xml:space="preserve">CC BY-NC 4.0</w:t>
-        </w:r>
-      </w:hyperlink>
-      <w:r>
-        <w:rPr>
-          <w:rFonts w:ascii="Arial" w:cs="Arial" w:eastAsia="Arial" w:hAnsi="Arial"/>
-          <w:sz w:val="17"/>
-          <w:szCs w:val="17"/>
-        </w:rPr>
-        <w:t xml:space="preserve">). To view a copy of this license, visit </w:t>
-      </w:r>
-      <w:hyperlink w:history="1" r:id="rIdzu9ywjgvdmbtrp09caaqu">
-        <w:r>
-          <w:rPr>
-            <w:rFonts w:ascii="Arial" w:cs="Arial" w:eastAsia="Arial" w:hAnsi="Arial"/>
-            <w:color w:val="1F6B75"/>
-            <w:sz w:val="17"/>
-            <w:szCs w:val="17"/>
-            <w:u w:val="single" w:color="1F6B75"/>
-          </w:rPr>
-          <w:t xml:space="preserve">https://creativecommons.org/licenses/by-nc/4.0/</w:t>
-        </w:r>
-      </w:hyperlink>
-      <w:r>
-        <w:rPr>
-          <w:rFonts w:ascii="Arial" w:cs="Arial" w:eastAsia="Arial" w:hAnsi="Arial"/>
-          <w:sz w:val="17"/>
-          <w:szCs w:val="17"/>
-        </w:rPr>
-        <w:t xml:space="preserve">. You are free to copy, redistribute, and adapt this material in any medium or format, provided appropriate credit is given and the material is not used for commercial purposes. KICD learning outcomes and curriculum designations reproduced here for alignment purposes remain the property of KICD and are not covered by this license. Linked external resources (e.g. CK-12, Khan Academy, PhET) are subject to their own licenses.</w:t>
       </w:r>
     </w:p>
     <w:p>
@@ -1848,6 +1677,185 @@
         </w:tc>
       </w:tr>
     </w:tbl>
+    <w:p>
+      <w:pPr>
+        <w:spacing w:after="120"/>
+      </w:pPr>
+      <w:r>
+        <w:t xml:space="preserve"/>
+      </w:r>
+    </w:p>
+    <w:p>
+      <w:pPr>
+        <w:spacing w:after="80" w:before="120"/>
+      </w:pPr>
+      <w:r>
+        <w:rPr>
+          <w:rFonts w:ascii="Arial" w:cs="Arial" w:eastAsia="Arial" w:hAnsi="Arial"/>
+          <w:b/>
+          <w:bCs/>
+          <w:color w:val="1F3864"/>
+          <w:sz w:val="20"/>
+          <w:szCs w:val="20"/>
+        </w:rPr>
+        <w:t xml:space="preserve">ATTRIBUTION AND LICENSING</w:t>
+      </w:r>
+    </w:p>
+    <w:p>
+      <w:pPr>
+        <w:spacing w:after="60" w:before="0"/>
+      </w:pPr>
+      <w:r>
+        <w:rPr>
+          <w:rFonts w:ascii="Arial" w:cs="Arial" w:eastAsia="Arial" w:hAnsi="Arial"/>
+          <w:b/>
+          <w:bCs/>
+          <w:sz w:val="17"/>
+          <w:szCs w:val="17"/>
+        </w:rPr>
+        <w:t xml:space="preserve">Curriculum Alignment: </w:t>
+      </w:r>
+      <w:r>
+        <w:rPr>
+          <w:rFonts w:ascii="Arial" w:cs="Arial" w:eastAsia="Arial" w:hAnsi="Arial"/>
+          <w:sz w:val="17"/>
+          <w:szCs w:val="17"/>
+        </w:rPr>
+        <w:t xml:space="preserve">Structured in pedagogical alignment with the competence-based curriculum format and learning outcomes established by the Kenya Institute of Curriculum Development (KICD). This material is independently developed and is not officially endorsed or published by KICD.</w:t>
+      </w:r>
+    </w:p>
+    <w:p>
+      <w:pPr>
+        <w:spacing w:after="60" w:before="0"/>
+      </w:pPr>
+      <w:r>
+        <w:rPr>
+          <w:rFonts w:ascii="Arial" w:cs="Arial" w:eastAsia="Arial" w:hAnsi="Arial"/>
+          <w:b/>
+          <w:bCs/>
+          <w:sz w:val="17"/>
+          <w:szCs w:val="17"/>
+        </w:rPr>
+        <w:t xml:space="preserve">Content &amp; Pedagogy: </w:t>
+      </w:r>
+      <w:r>
+        <w:rPr>
+          <w:rFonts w:ascii="Arial" w:cs="Arial" w:eastAsia="Arial" w:hAnsi="Arial"/>
+          <w:sz w:val="17"/>
+          <w:szCs w:val="17"/>
+        </w:rPr>
+        <w:t xml:space="preserve">Developed and adapted by the educator team at SeaVuria (registered 501(c)(3) in the United States and registered NGO in Kenya, No. 872-850A-BF11), who designed the pedagogical framework, lesson templates and exemplar lessons on which this material is based.</w:t>
+      </w:r>
+    </w:p>
+    <w:p>
+      <w:pPr>
+        <w:spacing w:after="60" w:before="0"/>
+      </w:pPr>
+      <w:r>
+        <w:rPr>
+          <w:rFonts w:ascii="Arial" w:cs="Arial" w:eastAsia="Arial" w:hAnsi="Arial"/>
+          <w:b/>
+          <w:bCs/>
+          <w:sz w:val="17"/>
+          <w:szCs w:val="17"/>
+        </w:rPr>
+        <w:t xml:space="preserve">Production &amp; Layout: </w:t>
+      </w:r>
+      <w:r>
+        <w:rPr>
+          <w:rFonts w:ascii="Arial" w:cs="Arial" w:eastAsia="Arial" w:hAnsi="Arial"/>
+          <w:sz w:val="17"/>
+          <w:szCs w:val="17"/>
+        </w:rPr>
+        <w:t xml:space="preserve">Educational design and curriculum sequencing by SeaVuria. Technical layout, structural formatting, and digital optimization/implementation executed in partnership with ARES Education (registered 501(c)(3) in the United States and Canada (as Afretech Aid) and registered NGO in Kenya), with lesson drafting and compilation assisted by AI (Claude, Anthropic).</w:t>
+      </w:r>
+    </w:p>
+    <w:p>
+      <w:pPr>
+        <w:pBdr>
+          <w:bottom w:val="single" w:color="1F3864" w:sz="6" w:space="6"/>
+        </w:pBdr>
+        <w:spacing w:after="60" w:before="0"/>
+      </w:pPr>
+      <w:r>
+        <w:rPr>
+          <w:rFonts w:ascii="Arial" w:cs="Arial" w:eastAsia="Arial" w:hAnsi="Arial"/>
+          <w:b/>
+          <w:bCs/>
+          <w:sz w:val="17"/>
+          <w:szCs w:val="17"/>
+        </w:rPr>
+        <w:t xml:space="preserve">Licensing &amp; Copyright: </w:t>
+      </w:r>
+      <w:r>
+        <w:rPr>
+          <w:rFonts w:ascii="Arial" w:cs="Arial" w:eastAsia="Arial" w:hAnsi="Arial"/>
+          <w:sz w:val="17"/>
+          <w:szCs w:val="17"/>
+        </w:rPr>
+        <w:t xml:space="preserve">© 2026 SeaVuria and ARES. This work is licensed under a </w:t>
+      </w:r>
+      <w:hyperlink w:history="1" r:id="rId3t0p_dyzerbdrlixda_o1">
+        <w:r>
+          <w:rPr>
+            <w:rFonts w:ascii="Arial" w:cs="Arial" w:eastAsia="Arial" w:hAnsi="Arial"/>
+            <w:color w:val="1F6B75"/>
+            <w:sz w:val="17"/>
+            <w:szCs w:val="17"/>
+            <w:u w:val="single" w:color="1F6B75"/>
+          </w:rPr>
+          <w:t xml:space="preserve">Creative Commons Attribution-NonCommercial 4.0 International License</w:t>
+        </w:r>
+      </w:hyperlink>
+      <w:r>
+        <w:rPr>
+          <w:rFonts w:ascii="Arial" w:cs="Arial" w:eastAsia="Arial" w:hAnsi="Arial"/>
+          <w:sz w:val="17"/>
+          <w:szCs w:val="17"/>
+        </w:rPr>
+        <w:t xml:space="preserve"> (</w:t>
+      </w:r>
+      <w:hyperlink w:history="1" r:id="rIda6ia3sdxyj6o1sqzmizfl">
+        <w:r>
+          <w:rPr>
+            <w:rFonts w:ascii="Arial" w:cs="Arial" w:eastAsia="Arial" w:hAnsi="Arial"/>
+            <w:color w:val="1F6B75"/>
+            <w:sz w:val="17"/>
+            <w:szCs w:val="17"/>
+            <w:u w:val="single" w:color="1F6B75"/>
+          </w:rPr>
+          <w:t xml:space="preserve">CC BY-NC 4.0</w:t>
+        </w:r>
+      </w:hyperlink>
+      <w:r>
+        <w:rPr>
+          <w:rFonts w:ascii="Arial" w:cs="Arial" w:eastAsia="Arial" w:hAnsi="Arial"/>
+          <w:sz w:val="17"/>
+          <w:szCs w:val="17"/>
+        </w:rPr>
+        <w:t xml:space="preserve">). To view a copy of this license, visit </w:t>
+      </w:r>
+      <w:hyperlink w:history="1" r:id="rIdxezbvkxk5ypx584n5dy39">
+        <w:r>
+          <w:rPr>
+            <w:rFonts w:ascii="Arial" w:cs="Arial" w:eastAsia="Arial" w:hAnsi="Arial"/>
+            <w:color w:val="1F6B75"/>
+            <w:sz w:val="17"/>
+            <w:szCs w:val="17"/>
+            <w:u w:val="single" w:color="1F6B75"/>
+          </w:rPr>
+          <w:t xml:space="preserve">https://creativecommons.org/licenses/by-nc/4.0/</w:t>
+        </w:r>
+      </w:hyperlink>
+      <w:r>
+        <w:rPr>
+          <w:rFonts w:ascii="Arial" w:cs="Arial" w:eastAsia="Arial" w:hAnsi="Arial"/>
+          <w:sz w:val="17"/>
+          <w:szCs w:val="17"/>
+        </w:rPr>
+        <w:t xml:space="preserve">. You are free to copy, redistribute, and adapt this material in any medium or format, provided appropriate credit is given and the material is not used for commercial purposes. KICD learning outcomes and curriculum designations reproduced here for alignment purposes remain the property of KICD and are not covered by this license. Linked external resources (e.g. CK-12, Khan Academy, PhET) are subject to their own licenses.</w:t>
+      </w:r>
+    </w:p>
     <w:sectPr>
       <w:pgSz w:w="15840" w:h="12240" w:orient="landscape"/>
       <w:pgMar w:top="1080" w:right="1080" w:bottom="1080" w:left="1080" w:header="708" w:footer="708" w:gutter="0"/>

--- a/data/outputs/v2/General_Science/SS3.1_Turning_Effect_of_Force/General_Science_Turning_Effect_of_Force_SummaryTable.docx
+++ b/data/outputs/v2/General_Science/SS3.1_Turning_Effect_of_Force/General_Science_Turning_Effect_of_Force_SummaryTable.docx
@@ -564,7 +564,7 @@
                 <w:sz w:val="18"/>
                 <w:szCs w:val="18"/>
               </w:rPr>
-              <w:t xml:space="preserve">Students handled jembes (and/or observed a demonstration) with handles of different lengths and gripped at different positions. They noticed that gripping farther from the blade made turning/digging noticeably easier, while gripping near the blade required much more effort to produce the same turning action. Some students also observed that a short-handled jembe caused more fatigue than a long-handled one for the same task.</w:t>
+              <w:t xml:space="preserve">Two learners — Amina and Juma — digging school-garden soil in Kericho using jembes with identical blade weights but different handle lengths. Amina (long handle ≈90 cm) finished quickly and easily; Juma (short handle ≈30 cm) struggled and tired rapidly. A ruler push-activity showed that pushing at the far end feels easier than pushing close to the pivot finger.</w:t>
             </w:r>
           </w:p>
         </w:tc>
@@ -596,7 +596,7 @@
                 <w:sz w:val="18"/>
                 <w:szCs w:val="18"/>
               </w:rPr>
-              <w:t xml:space="preserve">At this stage students have NOT yet learned the formal scientific explanation. They have established the anchoring phenomenon and generated initial predictions: handle length and grip position both appear to affect how easy it is to make the jembe rotate. These observations are logged on the Driving Question Board (DQB) as questions to be answered across the unit.</w:t>
+              <w:t xml:space="preserve">We have not yet learned the scientific explanation — we are still in the prediction stage. We noticed that handle length and grip position seem to matter. We generated predictions and questions. We created our first model sketch of force arrows and a pivot on a jembe. Our Driving Question Board is now open and holds all our current wonderings and questions.</w:t>
             </w:r>
           </w:p>
         </w:tc>
@@ -628,7 +628,7 @@
                 <w:sz w:val="18"/>
                 <w:szCs w:val="18"/>
               </w:rPr>
-              <w:t xml:space="preserve">No causal explanation is formalised in Lesson 1 — this is intentional and pedagogically important. The lesson functions as a 'need-to-know' hook. Teacher note: resist the urge to give the answer; instead, validate student predictions and record all competing ideas on the DQB. Common misconception to flag (but not resolve yet): many students will say 'a longer handle is heavier, so it does more work' — note this for targeted correction in Lesson 3.</w:t>
+              <w:t xml:space="preserve">Nothing has been formally explained yet — this is intentional. Our best current prediction is that gripping further from the metal blade makes digging easier, but we do not yet know WHY in scientific terms. We will investigate this in Lesson 2 using a metre rule and hanging masses to find the pattern.</w:t>
             </w:r>
           </w:p>
         </w:tc>
@@ -713,7 +713,7 @@
                 <w:sz w:val="18"/>
                 <w:szCs w:val="18"/>
               </w:rPr>
-              <w:t xml:space="preserve">Students balanced a metre rule on a central pivot and hung known weights (or used standard masses) at measured distances on both sides. They systematically varied force and distance and recorded every balanced configuration in a results table. Key observation: in every balanced case, the product Force × Distance on the left equalled Force × Distance on the right (F₁×d₁ = F₂×d₂), even when the individual forces and distances were very different.</w:t>
+              <w:t xml:space="preserve">Learners balanced a metre rule on a pencil pivot using masses at measured distances on each side. They recorded weight (F in Newtons) and distance (d in cm/m) for at least five balanced configurations and computed F×d for both sides of the pivot in every trial.</w:t>
             </w:r>
           </w:p>
         </w:tc>
@@ -745,7 +745,7 @@
                 <w:sz w:val="18"/>
                 <w:szCs w:val="18"/>
               </w:rPr>
-              <w:t xml:space="preserve">A force can cause a turning effect about a pivot. The turning effect depends on BOTH the size of the force AND how far it acts from the pivot. The data pattern F₁×d₁ = F₂×d₂ is the empirical foundation of the Principle of Moments. Students learn to distinguish clockwise and anti-clockwise turning directions and to record moments systematically.</w:t>
+              <w:t xml:space="preserve">For every balanced configuration, F₁×d₁ = F₂×d₂. This pattern is the Principle of Moments: a body is in rotational equilibrium when the sum of clockwise moments equals the sum of anticlockwise moments about the pivot. The moment of a force is M = F × d (units: N·m).</w:t>
             </w:r>
           </w:p>
         </w:tc>
@@ -777,7 +777,7 @@
                 <w:sz w:val="18"/>
                 <w:szCs w:val="18"/>
               </w:rPr>
-              <w:t xml:space="preserve">The investigation provides concrete, student-generated evidence that turning effect is a product of two variables — force and distance — not force alone. Teacher note: emphasise that this is the same reason a farmer gripping the jembe handle farther from the blade achieves greater turning effect with the same muscular force. Cold-call students to connect each balanced configuration back to the driving question. Pedagogical caution: ensure students measure perpendicular distance from the pivot, not along the ruler at an angle — a common procedural error at this level.</w:t>
+              <w:t xml:space="preserve">The Kericho jembe farmer's long handle works because the blade-soil contact point is the pivot. A longer handle increases the perpendicular distance d from the pivot to the line of effort. For the same effort force F, a larger d produces a larger moment M = F × d — meaning a greater turning effect on the blade — so the soil is broken with less physical effort from the farmer.</w:t>
             </w:r>
           </w:p>
         </w:tc>
@@ -862,7 +862,7 @@
                 <w:sz w:val="18"/>
                 <w:szCs w:val="18"/>
               </w:rPr>
-              <w:t xml:space="preserve">Students reviewed their Lesson 2 data tables and, guided by teacher questioning, derived the formal equation from their own results. Additional worked examples using Kenyan contexts (door hinges, panga handles, jembe grips) were analysed to consolidate the pattern.</w:t>
+              <w:t xml:space="preserve">Learners watched an animation/simulation showing a seesaw with adjustable loads and pivot distances, and used digital devices or print media to research the definition, formula, and unit of the moment of a force.</w:t>
             </w:r>
           </w:p>
         </w:tc>
@@ -894,7 +894,7 @@
                 <w:sz w:val="18"/>
                 <w:szCs w:val="18"/>
               </w:rPr>
-              <w:t xml:space="preserve">The moment of a force M = F × d, where F is the applied force in Newtons and d is the perpendicular distance from the pivot in metres. The SI unit of moment is the Newton-metre (Nm). The Principle of Moments states: for a body in rotational equilibrium, the sum of clockwise moments equals the sum of anti-clockwise moments about any point.</w:t>
+              <w:t xml:space="preserve">The moment of a force M = F × d (unit: Newton-metre, Nm); the principle of moments (sum of clockwise moments = sum of anti-clockwise moments at equilibrium); the condition for rotational equilibrium; and that the Kericho farmer's long-handled jembe produces a moment 5× greater than the short-handled jembe for the same applied force.</w:t>
             </w:r>
           </w:p>
         </w:tc>
@@ -926,7 +926,7 @@
                 <w:sz w:val="18"/>
                 <w:szCs w:val="18"/>
               </w:rPr>
-              <w:t xml:space="preserve">Students can now provide the first formal answer to the driving question: gripping farther from the pivot (hinge or blade) increases d, which increases M even if F stays the same — making turning easier. Teacher note: explicitly return to the jembe phenomenon and ask students to annotate a diagram of a jembe with F, d, and M. This is a critical DQB update moment. Address the Lesson 1 misconception about handle weight here — it is distance, not mass of handle, that drives the larger moment.</w:t>
+              <w:t xml:space="preserve">The jembe handle puzzle: the long-handled jembe is easier to use not because the force applied is larger, but because the perpendicular distance d from the grip to the blade pivot is larger, producing a much greater moment M = F × d at the blade — making it easier to rotate the blade through hard soil with the same muscular effort.</w:t>
             </w:r>
           </w:p>
         </w:tc>
@@ -1011,7 +1011,7 @@
                 <w:sz w:val="18"/>
                 <w:szCs w:val="18"/>
               </w:rPr>
-              <w:t xml:space="preserve">Students applied two equal forces in opposite directions to a steering-wheel model (or a rigid card with two force meters) and observed that the object rotated without translating (moving sideways). They compared this to a single force applied at one side. Demonstration contexts included tightening a water tap in Mombasa-style plumbing fittings and turning a bicycle handlebar.</w:t>
+              <w:t xml:space="preserve">Learners observed a suspended metre rule rotate when two equal, opposite (anti-parallel) forces were applied at different positions along it — even though the net translational force was zero. They observed that moving the two forces further apart caused greater rotation, and reducing the separation reduced the rotation.</w:t>
             </w:r>
           </w:p>
         </w:tc>
@@ -1043,7 +1043,7 @@
                 <w:sz w:val="18"/>
                 <w:szCs w:val="18"/>
               </w:rPr>
-              <w:t xml:space="preserve">A COUPLE is a pair of equal, parallel, anti-parallel forces whose lines of action do not coincide. The resultant force of a couple is zero (no translation), but the resultant moment is NOT zero — the object rotates. The moment of a couple = F × d, where d is the perpendicular distance between the two lines of action (the 'couple arm').</w:t>
+              <w:t xml:space="preserve">Learners learned that a COUPLE is a pair of equal, parallel, antiparallel forces whose lines of action do not coincide. The moment of a couple = F × d (where d is the perpendicular distance between the two forces). A couple produces pure rotation with zero net translational force. Real-life Kenyan examples include a matatu steering wheel, a pipe wrench used by a Kisumu plumber, and the two-handed jembe grip.</w:t>
             </w:r>
           </w:p>
         </w:tc>
@@ -1075,7 +1075,7 @@
                 <w:sz w:val="18"/>
                 <w:szCs w:val="18"/>
               </w:rPr>
-              <w:t xml:space="preserve">The couple concept explains why we instinctively use both hands on a steering wheel, tap, or hand drill — applying forces on opposite sides doubles the effective couple arm compared to pushing with one hand at the edge. Teacher note: connect to the driving question by asking — 'Why do matatu drivers grip the steering wheel with both hands on opposite sides rather than pushing from one side?' This surfaces the couple concept in lived Kenyan experience. Highlight that the net force being zero means a couple causes pure rotation — an important distinction from single-force moments.</w:t>
+              <w:t xml:space="preserve">The Kericho farmer's two-handed jembe grip forms a couple. By spreading her hands further apart (increasing d), she increases the moment of the couple (τ = F × d) without pushing harder (F unchanged). This greater rotational effect drives the blade into the soil more powerfully. This explains why widening the grip — or lengthening the handle — reduces the perceived effort needed to turn the jembe.</w:t>
             </w:r>
           </w:p>
         </w:tc>
@@ -1160,7 +1160,7 @@
                 <w:sz w:val="18"/>
                 <w:szCs w:val="18"/>
               </w:rPr>
-              <w:t xml:space="preserve">Students worked through a structured set of numerical problems involving single moments, balanced beams, and couples. Problems were set in Kenyan contexts: a Kericho tea-picker using a hand pruner (secateurs), a Kisumu fisherman operating a boat rudder, and a construction worker in Nairobi using a spanner to tighten bolts. Students solved problems individually and then peer-checked using the Principle of Moments.</w:t>
+              <w:t xml:space="preserve">Learners solved three graded numerical problems (jembe, matatu door, Rift Valley ox-cart) using M = F × d, labelling each moment as clockwise or anticlockwise and calculating the net moment to determine the direction of rotation.</w:t>
             </w:r>
           </w:p>
         </w:tc>
@@ -1192,7 +1192,7 @@
                 <w:sz w:val="18"/>
                 <w:szCs w:val="18"/>
               </w:rPr>
-              <w:t xml:space="preserve">Students consolidated the calculation skills for: (1) single moment M = F × d; (2) applying the Principle of Moments to find unknown forces or distances in balanced systems; (3) calculating the moment of a couple = F × d (couple arm). Students also learned to correctly identify the pivot and perpendicular distance in non-trivial diagrams where the force is not applied at 90°.</w:t>
+              <w:t xml:space="preserve">The turning effect (moment) of a force depends on BOTH the size of the force AND its perpendicular distance from the pivot. For anti-parallel forces, the moments act in opposite directions; the net moment determines which way the object rotates. This explains precisely — not just qualitatively — why a longer jembe handle makes digging easier.</w:t>
             </w:r>
           </w:p>
         </w:tc>
@@ -1224,7 +1224,7 @@
                 <w:sz w:val="18"/>
                 <w:szCs w:val="18"/>
               </w:rPr>
-              <w:t xml:space="preserve">Numerical fluency confirms conceptual understanding — a student who can correctly calculate why moving a spanner grip from 10 cm to 30 cm triples the moment has internalised M = F × d. Teacher note: common errors at this stage include (a) using the wrong distance (along the rod rather than perpendicular to the force line), and (b) confusing the couple arm with the radius. Use targeted questioning: 'Where exactly is the pivot? What is the shortest distance from the pivot to the force's line of action?' Allow 3–4 minutes of independent work before cold-calling — minimum wait time is critical for equity.</w:t>
+              <w:t xml:space="preserve">When two anti-parallel forces act on an object, each creates a moment about the pivot: M = F × d. If the anticlockwise moments exceed the clockwise moments, the object rotates anticlockwise — and vice versa. The farmer in Kericho produces a much larger anticlockwise moment with a long handle (large d) than the soil resistance produces as a clockwise moment close to the blade pivot, so the blade digs in with relatively little effort.</w:t>
             </w:r>
           </w:p>
         </w:tc>
@@ -1309,7 +1309,7 @@
                 <w:sz w:val="18"/>
                 <w:szCs w:val="18"/>
               </w:rPr>
-              <w:t xml:space="preserve">Students conducted a structured 'walk-around' activity — either physically around the school compound or through a curated photo gallery of Kenyan environments — cataloguing tools and structures that use turning effect: school gate hinges, water tap handles, wheelbarrows used by fundis, pliers in a workshop, a Rift Valley farmer's hand pump, bicycle brake levers, and a flagpole pulley system.</w:t>
+              <w:t xml:space="preserve">Learners walked around the school compound and identified real-life examples of turning effect of force — including the school gate (pivot at hinge), water tap handle (pivot at spindle), window stay scissor hinge, flagpole halyard cleat, and a groundskeeper's crowbar. They also observed video clips of a construction crane at Mombasa port, long-handled pliers at Kamukunji market in Nairobi, and a boda-boda bicycle brake lever in Kisumu. In every case, effort was applied at a distance from a fixed pivot, producing a turning effect.</w:t>
             </w:r>
           </w:p>
         </w:tc>
@@ -1341,7 +1341,7 @@
                 <w:sz w:val="18"/>
                 <w:szCs w:val="18"/>
               </w:rPr>
-              <w:t xml:space="preserve">The Principle of Moments is universal — it governs the design of every lever, spanner, door, tap, brake, and crane. Students learned to classify real-world turning-effect applications by identifying: the pivot point, the effort force and its distance, the load force and its distance, and whether the system involves a single moment or a couple. They also recognised that engineers deliberately lengthen handles or increase couple arms to reduce the effort force required.</w:t>
+              <w:t xml:space="preserve">The turning effect of force (moment) is not unique to the jembe — it is the same principle operating in gates, taps, pliers, cranes, and bicycle brakes across Kenya. Moment = Force × perpendicular distance from pivot. A longer effort arm produces a greater moment for the same applied force, making turning easier. Engineers and tool-makers deliberately design long handles and lever arms to multiply the turning effect and reduce the effort needed by the user.</w:t>
             </w:r>
           </w:p>
         </w:tc>
@@ -1373,7 +1373,7 @@
                 <w:sz w:val="18"/>
                 <w:szCs w:val="18"/>
               </w:rPr>
-              <w:t xml:space="preserve">This lesson broadens the driving question from the jembe to the wider designed world. Students should now articulate: 'Engineers in Kenya — from those designing irrigation hand pumps in the Rift Valley to bicycle mechanics in Kisumu — apply M = F × d to ensure tools require the least possible effort.' Teacher note: the walk-around generates rich DQB additions. Ensure students update their cumulative model diagrams with at least two new real-life examples. Prompt higher-order thinking: 'If a Nairobi crane engineer needs to lift a heavier load without increasing the engine force, what design change does the Principle of Moments suggest?'</w:t>
+              <w:t xml:space="preserve">The Principle of Moments explains why the farmer in Kericho grips the jembe far from the blade: the greater the perpendicular distance from the pivot (the blade-soil contact point), the greater the moment produced by the same muscular effort. This same principle is exploited by Kenyan engineers designing crane booms, jua-kali artisans choosing long-handled pliers, and boda-boda manufacturers sizing brake levers — all are maximising the moment arm to make turning forces more effective with less effort.</w:t>
             </w:r>
           </w:p>
         </w:tc>
@@ -1426,7 +1426,7 @@
                 <w:sz w:val="18"/>
                 <w:szCs w:val="18"/>
               </w:rPr>
-              <w:t xml:space="preserve">Stability, Centre of Gravity and the Turning Effect — Why Things Tip or Balance</w:t>
+              <w:t xml:space="preserve">DQB Update and Model Building: Unifying the Turning Effect of Force</w:t>
             </w:r>
           </w:p>
         </w:tc>
@@ -1458,7 +1458,7 @@
                 <w:sz w:val="18"/>
                 <w:szCs w:val="18"/>
               </w:rPr>
-              <w:t xml:space="preserve">Students investigated how the position of an object's centre of gravity relative to its base of support determines whether it topples or remains stable. Practical activities included tilting loaded and unloaded cardboard boxes, comparing a tall thin water bottle with a short wide one, and examining why a heavily loaded mkokoteni (handcart) tips forward if cargo is placed too far in front of the axle.</w:t>
+              <w:t xml:space="preserve">Learners observed their own Lesson 1 jembe sketches placed alongside all evidence collected across six lessons — metre-rule data tables, couple investigation notes, and walk-around photographs — revealing the gap between their initial naive model and a scientifically complete explanation of the turning effect of force.</w:t>
             </w:r>
           </w:p>
         </w:tc>
@@ -1490,7 +1490,7 @@
                 <w:sz w:val="18"/>
                 <w:szCs w:val="18"/>
               </w:rPr>
-              <w:t xml:space="preserve">The centre of gravity (CoG) is the single point through which the entire weight of an object appears to act. An object topples when a turning moment due to its weight (acting through the CoG) is not balanced by a reaction from the base of support. Stability increases when the CoG is lower and the base of support is wider. The turning effect of gravity about the tipping edge determines whether an object falls or returns to equilibrium.</w:t>
+              <w:t xml:space="preserve">Learners learned that a single equation, M = F x d, unifies every turning-effect phenomenon encountered in the unit: the jembe, the school gate, the seesaw, the bicycle brake, and the crane all involve a pivot, a force, and a perpendicular distance, and increasing the distance always produces a larger moment for the same applied force.</w:t>
             </w:r>
           </w:p>
         </w:tc>
@@ -1522,7 +1522,7 @@
                 <w:sz w:val="18"/>
                 <w:szCs w:val="18"/>
               </w:rPr>
-              <w:t xml:space="preserve">Centre of gravity links directly to moments: the weight force (W) acting at a horizontal distance (d) from the tipping edge produces a moment W × d. If this moment is unbalanced, the object tips. Teacher note: connect explicitly to the driving question — 'A farmer loading a mkokoteni or stacking maize sacks on a cart must consider where the combined centre of gravity falls relative to the wheels; the Principle of Moments predicts whether the load will tip.' This lesson also lays the groundwork for Lesson 8's consolidation by unifying CoG, stability, and M = F × d into one coherent model. Flag that this concept underpins engineering safety standards for buildings and vehicles in Kenya.</w:t>
+              <w:t xml:space="preserve">Learners explained why the farmer in Kericho finds the long-handled jembe easier by constructing a fully labelled scientific diagram showing that the effort moment of 96 Nm far exceeds the load moment of 4 Nm, and by connecting this calculation to the updated Driving Question Board answer: where you push or grip something determines the moment arm, and the moment arm determines the turning effect produced by that force.</w:t>
             </w:r>
           </w:p>
         </w:tc>
@@ -1607,7 +1607,7 @@
                 <w:sz w:val="18"/>
                 <w:szCs w:val="18"/>
               </w:rPr>
-              <w:t xml:space="preserve">Students revisited the original jembe phenomenon from Lesson 1 and compared their initial predictions (DQB entries) with their current understanding. They completed a summative task: annotating a diagram of a jembe, a door, and a couple-based tap, labelling pivot, force, perpendicular distance, and calculated moments. A final DQB review session surfaced any remaining questions.</w:t>
+              <w:t xml:space="preserve">Learners observed: (i) their own Lesson 1 prediction cards alongside their current understanding, making conceptual change visible; (ii) the metre-rule balancing task, where a physical system achieves rotational equilibrium only when masses are placed at distances that satisfy the Principle of Moments; (iii) the anchoring phenomenon image (jembe handle puzzle) displayed for the final time, now viewed through a fully developed scientific lens.</w:t>
             </w:r>
           </w:p>
         </w:tc>
@@ -1639,7 +1639,7 @@
                 <w:sz w:val="18"/>
                 <w:szCs w:val="18"/>
               </w:rPr>
-              <w:t xml:space="preserve">Students demonstrated mastery of the full conceptual arc: (1) M = F × d (unit: Nm); (2) Principle of Moments — clockwise moments = anti-clockwise moments at equilibrium; (3) a couple produces pure rotation with zero net force, moment = F × d (couple arm); (4) centre of gravity and stability are governed by the same turning-effect logic; (5) engineers and Kenyan farmers apply these principles deliberately in tool and structure design.</w:t>
+              <w:t xml:space="preserve">Learners demonstrated that: the moment of a force equals the force multiplied by its perpendicular distance from the pivot (M = F × d); a body is in rotational equilibrium when the sum of clockwise moments equals the sum of anti-clockwise moments; anti-parallel forces forming a couple produce a net turning effect equal to F × d with no resultant translational force; and the long-handled jembe is easier to use because the greater perpendicular distance from the pivot (blade-soil contact) produces a larger moment from the same applied force — fully explaining the anchoring phenomenon.</w:t>
             </w:r>
           </w:p>
         </w:tc>
@@ -1671,7 +1671,7 @@
                 <w:sz w:val="18"/>
                 <w:szCs w:val="18"/>
               </w:rPr>
-              <w:t xml:space="preserve">The full answer to the driving question: where you push, pull, or grip something determines the perpendicular distance d from the pivot. Since M = F × d, a larger d produces a greater turning moment for the same force — making rotation easier. Engineers designing jembes, spanners, water pumps, and cranes in Kenya maximise d (lengthen handles or increase couple arms) to reduce the effort needed. Teacher note: use this lesson to celebrate student growth — display Lesson 1 predictions alongside Lesson 8 explanations to make learning visible. Ensure every student has updated their cumulative model diagram to include all four concept layers: single moment, Principle of Moments, couples, and CoG/stability.</w:t>
+              <w:t xml:space="preserve">Learners constructed a three-sentence class Final Explanation: 'A moment is the turning effect of a force, calculated as the force multiplied by its perpendicular distance from the pivot. In the jembe, the blade-soil contact is the pivot — a longer handle increases the perpendicular distance, so the same effort from the farmer creates a much larger moment, making it easier to break hard soil. This is why engineers and farmers design tools with longer handles or wider grips: to maximise the turning effect without increasing the effort required.'</w:t>
             </w:r>
           </w:p>
         </w:tc>
@@ -1795,7 +1795,7 @@
         </w:rPr>
         <w:t xml:space="preserve">© 2026 SeaVuria and ARES. This work is licensed under a </w:t>
       </w:r>
-      <w:hyperlink w:history="1" r:id="rId3t0p_dyzerbdrlixda_o1">
+      <w:hyperlink w:history="1" r:id="rIdg013zrf_e6ife3nsbvjn3">
         <w:r>
           <w:rPr>
             <w:rFonts w:ascii="Arial" w:cs="Arial" w:eastAsia="Arial" w:hAnsi="Arial"/>
@@ -1815,7 +1815,7 @@
         </w:rPr>
         <w:t xml:space="preserve"> (</w:t>
       </w:r>
-      <w:hyperlink w:history="1" r:id="rIda6ia3sdxyj6o1sqzmizfl">
+      <w:hyperlink w:history="1" r:id="rIdhnbnjvmelwxklzp5kzoy3">
         <w:r>
           <w:rPr>
             <w:rFonts w:ascii="Arial" w:cs="Arial" w:eastAsia="Arial" w:hAnsi="Arial"/>
@@ -1835,7 +1835,7 @@
         </w:rPr>
         <w:t xml:space="preserve">). To view a copy of this license, visit </w:t>
       </w:r>
-      <w:hyperlink w:history="1" r:id="rIdxezbvkxk5ypx584n5dy39">
+      <w:hyperlink w:history="1" r:id="rIdsoikcyte66gt7ca05hsz_">
         <w:r>
           <w:rPr>
             <w:rFonts w:ascii="Arial" w:cs="Arial" w:eastAsia="Arial" w:hAnsi="Arial"/>

--- a/data/outputs/v2/General_Science/SS3.1_Turning_Effect_of_Force/General_Science_Turning_Effect_of_Force_SummaryTable.docx
+++ b/data/outputs/v2/General_Science/SS3.1_Turning_Effect_of_Force/General_Science_Turning_Effect_of_Force_SummaryTable.docx
@@ -894,7 +894,7 @@
                 <w:sz w:val="18"/>
                 <w:szCs w:val="18"/>
               </w:rPr>
-              <w:t xml:space="preserve">The moment of a force M = F × d (unit: Newton-metre, Nm); the principle of moments (sum of clockwise moments = sum of anti-clockwise moments at equilibrium); the condition for rotational equilibrium; and that the Kericho farmer's long-handled jembe produces a moment 5× greater than the short-handled jembe for the same applied force.</w:t>
+              <w:t xml:space="preserve">The moment of a force M = F × d (unit: Newton-metre, Nm); the principle of moments (sum of clockwise moments = sum of anti-clockwise moments at equilibrium); the condition for rotational equilibrium; and that moving the jembe grip five times farther from the pivot (0.15 m to 0.75 m) produces a moment 5× greater for the same applied force.</w:t>
             </w:r>
           </w:p>
         </w:tc>
@@ -1795,7 +1795,7 @@
         </w:rPr>
         <w:t xml:space="preserve">© 2026 SeaVuria and ARES. This work is licensed under a </w:t>
       </w:r>
-      <w:hyperlink w:history="1" r:id="rIdg013zrf_e6ife3nsbvjn3">
+      <w:hyperlink w:history="1" r:id="rIdt6k8lebq4hhxo0lbtj1uz">
         <w:r>
           <w:rPr>
             <w:rFonts w:ascii="Arial" w:cs="Arial" w:eastAsia="Arial" w:hAnsi="Arial"/>
@@ -1815,7 +1815,7 @@
         </w:rPr>
         <w:t xml:space="preserve"> (</w:t>
       </w:r>
-      <w:hyperlink w:history="1" r:id="rIdhnbnjvmelwxklzp5kzoy3">
+      <w:hyperlink w:history="1" r:id="rIdokwvbqs02swsfloophkqg">
         <w:r>
           <w:rPr>
             <w:rFonts w:ascii="Arial" w:cs="Arial" w:eastAsia="Arial" w:hAnsi="Arial"/>
@@ -1835,7 +1835,7 @@
         </w:rPr>
         <w:t xml:space="preserve">). To view a copy of this license, visit </w:t>
       </w:r>
-      <w:hyperlink w:history="1" r:id="rIdsoikcyte66gt7ca05hsz_">
+      <w:hyperlink w:history="1" r:id="rIdgvuyqnx8kpheogmbj5rwn">
         <w:r>
           <w:rPr>
             <w:rFonts w:ascii="Arial" w:cs="Arial" w:eastAsia="Arial" w:hAnsi="Arial"/>

--- a/data/outputs/v2/General_Science/SS3.1_Turning_Effect_of_Force/General_Science_Turning_Effect_of_Force_SummaryTable.docx
+++ b/data/outputs/v2/General_Science/SS3.1_Turning_Effect_of_Force/General_Science_Turning_Effect_of_Force_SummaryTable.docx
@@ -1795,7 +1795,7 @@
         </w:rPr>
         <w:t xml:space="preserve">© 2026 SeaVuria and ARES. This work is licensed under a </w:t>
       </w:r>
-      <w:hyperlink w:history="1" r:id="rIdt6k8lebq4hhxo0lbtj1uz">
+      <w:hyperlink w:history="1" r:id="rIdplteiytibudweoncgdlnu">
         <w:r>
           <w:rPr>
             <w:rFonts w:ascii="Arial" w:cs="Arial" w:eastAsia="Arial" w:hAnsi="Arial"/>
@@ -1815,7 +1815,7 @@
         </w:rPr>
         <w:t xml:space="preserve"> (</w:t>
       </w:r>
-      <w:hyperlink w:history="1" r:id="rIdokwvbqs02swsfloophkqg">
+      <w:hyperlink w:history="1" r:id="rId9vuwcadi3ethv3gv9yfap">
         <w:r>
           <w:rPr>
             <w:rFonts w:ascii="Arial" w:cs="Arial" w:eastAsia="Arial" w:hAnsi="Arial"/>
@@ -1835,7 +1835,7 @@
         </w:rPr>
         <w:t xml:space="preserve">). To view a copy of this license, visit </w:t>
       </w:r>
-      <w:hyperlink w:history="1" r:id="rIdgvuyqnx8kpheogmbj5rwn">
+      <w:hyperlink w:history="1" r:id="rIduhhp6xhdt-znx3jsv6kca">
         <w:r>
           <w:rPr>
             <w:rFonts w:ascii="Arial" w:cs="Arial" w:eastAsia="Arial" w:hAnsi="Arial"/>

--- a/data/outputs/v2/General_Science/SS3.1_Turning_Effect_of_Force/General_Science_Turning_Effect_of_Force_SummaryTable.docx
+++ b/data/outputs/v2/General_Science/SS3.1_Turning_Effect_of_Force/General_Science_Turning_Effect_of_Force_SummaryTable.docx
@@ -1795,7 +1795,7 @@
         </w:rPr>
         <w:t xml:space="preserve">© 2026 SeaVuria and ARES. This work is licensed under a </w:t>
       </w:r>
-      <w:hyperlink w:history="1" r:id="rIdplteiytibudweoncgdlnu">
+      <w:hyperlink w:history="1" r:id="rIdfzj4ijuuqggdvkucjfsxu">
         <w:r>
           <w:rPr>
             <w:rFonts w:ascii="Arial" w:cs="Arial" w:eastAsia="Arial" w:hAnsi="Arial"/>
@@ -1815,7 +1815,7 @@
         </w:rPr>
         <w:t xml:space="preserve"> (</w:t>
       </w:r>
-      <w:hyperlink w:history="1" r:id="rId9vuwcadi3ethv3gv9yfap">
+      <w:hyperlink w:history="1" r:id="rIdnqjzcjwwga1zq2gch6wjw">
         <w:r>
           <w:rPr>
             <w:rFonts w:ascii="Arial" w:cs="Arial" w:eastAsia="Arial" w:hAnsi="Arial"/>
@@ -1835,7 +1835,7 @@
         </w:rPr>
         <w:t xml:space="preserve">). To view a copy of this license, visit </w:t>
       </w:r>
-      <w:hyperlink w:history="1" r:id="rIduhhp6xhdt-znx3jsv6kca">
+      <w:hyperlink w:history="1" r:id="rIdzvwjktz9syyl_7piyuvx4">
         <w:r>
           <w:rPr>
             <w:rFonts w:ascii="Arial" w:cs="Arial" w:eastAsia="Arial" w:hAnsi="Arial"/>

--- a/data/outputs/v2/General_Science/SS3.1_Turning_Effect_of_Force/General_Science_Turning_Effect_of_Force_SummaryTable.docx
+++ b/data/outputs/v2/General_Science/SS3.1_Turning_Effect_of_Force/General_Science_Turning_Effect_of_Force_SummaryTable.docx
@@ -1795,7 +1795,7 @@
         </w:rPr>
         <w:t xml:space="preserve">© 2026 SeaVuria and ARES. This work is licensed under a </w:t>
       </w:r>
-      <w:hyperlink w:history="1" r:id="rIdfzj4ijuuqggdvkucjfsxu">
+      <w:hyperlink w:history="1" r:id="rId3jwsd_ngmqd59y8tdbdxj">
         <w:r>
           <w:rPr>
             <w:rFonts w:ascii="Arial" w:cs="Arial" w:eastAsia="Arial" w:hAnsi="Arial"/>
@@ -1815,7 +1815,7 @@
         </w:rPr>
         <w:t xml:space="preserve"> (</w:t>
       </w:r>
-      <w:hyperlink w:history="1" r:id="rIdnqjzcjwwga1zq2gch6wjw">
+      <w:hyperlink w:history="1" r:id="rIdeqydovd2aporzhbb1wv_0">
         <w:r>
           <w:rPr>
             <w:rFonts w:ascii="Arial" w:cs="Arial" w:eastAsia="Arial" w:hAnsi="Arial"/>
@@ -1835,7 +1835,7 @@
         </w:rPr>
         <w:t xml:space="preserve">). To view a copy of this license, visit </w:t>
       </w:r>
-      <w:hyperlink w:history="1" r:id="rIdzvwjktz9syyl_7piyuvx4">
+      <w:hyperlink w:history="1" r:id="rIdnfje1p_iten1hunx0jhne">
         <w:r>
           <w:rPr>
             <w:rFonts w:ascii="Arial" w:cs="Arial" w:eastAsia="Arial" w:hAnsi="Arial"/>

--- a/data/outputs/v2/General_Science/SS3.1_Turning_Effect_of_Force/General_Science_Turning_Effect_of_Force_SummaryTable.docx
+++ b/data/outputs/v2/General_Science/SS3.1_Turning_Effect_of_Force/General_Science_Turning_Effect_of_Force_SummaryTable.docx
@@ -4,6 +4,7 @@
   <w:body>
     <w:p>
       <w:pPr>
+        <w:keepNext w:val="false"/>
         <w:spacing w:after="30" w:before="0"/>
         <w:jc w:val="center"/>
       </w:pPr>
@@ -23,6 +24,7 @@
     </w:p>
     <w:p>
       <w:pPr>
+        <w:keepNext w:val="false"/>
         <w:spacing w:after="60" w:before="0"/>
         <w:jc w:val="center"/>
       </w:pPr>
@@ -81,6 +83,7 @@
           </w:tcPr>
           <w:p>
             <w:pPr>
+              <w:keepNext w:val="false"/>
               <w:spacing w:after="40" w:before="0"/>
               <w:jc w:val="center"/>
             </w:pPr>
@@ -115,6 +118,7 @@
           </w:tcPr>
           <w:p>
             <w:pPr>
+              <w:keepNext w:val="false"/>
               <w:spacing w:after="40" w:before="0"/>
               <w:jc w:val="left"/>
             </w:pPr>
@@ -147,6 +151,7 @@
           </w:tcPr>
           <w:p>
             <w:pPr>
+              <w:keepNext w:val="false"/>
               <w:spacing w:after="40" w:before="0"/>
               <w:jc w:val="left"/>
             </w:pPr>
@@ -181,6 +186,7 @@
           </w:tcPr>
           <w:p>
             <w:pPr>
+              <w:keepNext w:val="false"/>
               <w:spacing w:after="40" w:before="0"/>
               <w:jc w:val="left"/>
             </w:pPr>
@@ -213,6 +219,7 @@
           </w:tcPr>
           <w:p>
             <w:pPr>
+              <w:keepNext w:val="false"/>
               <w:spacing w:after="40" w:before="0"/>
               <w:jc w:val="left"/>
             </w:pPr>
@@ -273,6 +280,7 @@
           </w:tcPr>
           <w:p>
             <w:pPr>
+              <w:keepNext w:val="false"/>
               <w:spacing w:after="40" w:before="0"/>
               <w:jc w:val="center"/>
             </w:pPr>
@@ -307,6 +315,7 @@
           </w:tcPr>
           <w:p>
             <w:pPr>
+              <w:keepNext w:val="false"/>
               <w:spacing w:after="40" w:before="0"/>
               <w:jc w:val="left"/>
             </w:pPr>
@@ -369,6 +378,7 @@
           </w:tcPr>
           <w:p>
             <w:pPr>
+              <w:keepNext w:val="false"/>
               <w:spacing w:after="40" w:before="0"/>
               <w:jc w:val="left"/>
             </w:pPr>
@@ -401,6 +411,7 @@
           </w:tcPr>
           <w:p>
             <w:pPr>
+              <w:keepNext w:val="false"/>
               <w:spacing w:after="40" w:before="0"/>
               <w:jc w:val="left"/>
             </w:pPr>
@@ -433,6 +444,7 @@
           </w:tcPr>
           <w:p>
             <w:pPr>
+              <w:keepNext w:val="false"/>
               <w:spacing w:after="40" w:before="0"/>
               <w:jc w:val="left"/>
             </w:pPr>
@@ -465,6 +477,7 @@
           </w:tcPr>
           <w:p>
             <w:pPr>
+              <w:keepNext w:val="false"/>
               <w:spacing w:after="40" w:before="0"/>
               <w:jc w:val="left"/>
             </w:pPr>
@@ -499,6 +512,7 @@
           </w:tcPr>
           <w:p>
             <w:pPr>
+              <w:keepNext w:val="false"/>
               <w:spacing w:after="40" w:before="0"/>
               <w:jc w:val="left"/>
             </w:pPr>
@@ -518,6 +532,7 @@
           </w:p>
           <w:p>
             <w:pPr>
+              <w:keepNext w:val="false"/>
               <w:spacing w:after="40" w:before="0"/>
               <w:jc w:val="left"/>
             </w:pPr>
@@ -550,6 +565,7 @@
           </w:tcPr>
           <w:p>
             <w:pPr>
+              <w:keepNext w:val="false"/>
               <w:spacing w:after="40" w:before="0"/>
               <w:jc w:val="left"/>
             </w:pPr>
@@ -582,6 +598,7 @@
           </w:tcPr>
           <w:p>
             <w:pPr>
+              <w:keepNext w:val="false"/>
               <w:spacing w:after="40" w:before="0"/>
               <w:jc w:val="left"/>
             </w:pPr>
@@ -614,6 +631,7 @@
           </w:tcPr>
           <w:p>
             <w:pPr>
+              <w:keepNext w:val="false"/>
               <w:spacing w:after="40" w:before="0"/>
               <w:jc w:val="left"/>
             </w:pPr>
@@ -648,6 +666,7 @@
           </w:tcPr>
           <w:p>
             <w:pPr>
+              <w:keepNext w:val="false"/>
               <w:spacing w:after="40" w:before="0"/>
               <w:jc w:val="left"/>
             </w:pPr>
@@ -667,6 +686,7 @@
           </w:p>
           <w:p>
             <w:pPr>
+              <w:keepNext w:val="false"/>
               <w:spacing w:after="40" w:before="0"/>
               <w:jc w:val="left"/>
             </w:pPr>
@@ -699,6 +719,7 @@
           </w:tcPr>
           <w:p>
             <w:pPr>
+              <w:keepNext w:val="false"/>
               <w:spacing w:after="40" w:before="0"/>
               <w:jc w:val="left"/>
             </w:pPr>
@@ -731,6 +752,7 @@
           </w:tcPr>
           <w:p>
             <w:pPr>
+              <w:keepNext w:val="false"/>
               <w:spacing w:after="40" w:before="0"/>
               <w:jc w:val="left"/>
             </w:pPr>
@@ -763,6 +785,7 @@
           </w:tcPr>
           <w:p>
             <w:pPr>
+              <w:keepNext w:val="false"/>
               <w:spacing w:after="40" w:before="0"/>
               <w:jc w:val="left"/>
             </w:pPr>
@@ -797,6 +820,7 @@
           </w:tcPr>
           <w:p>
             <w:pPr>
+              <w:keepNext w:val="false"/>
               <w:spacing w:after="40" w:before="0"/>
               <w:jc w:val="left"/>
             </w:pPr>
@@ -816,6 +840,7 @@
           </w:p>
           <w:p>
             <w:pPr>
+              <w:keepNext w:val="false"/>
               <w:spacing w:after="40" w:before="0"/>
               <w:jc w:val="left"/>
             </w:pPr>
@@ -848,6 +873,7 @@
           </w:tcPr>
           <w:p>
             <w:pPr>
+              <w:keepNext w:val="false"/>
               <w:spacing w:after="40" w:before="0"/>
               <w:jc w:val="left"/>
             </w:pPr>
@@ -880,6 +906,7 @@
           </w:tcPr>
           <w:p>
             <w:pPr>
+              <w:keepNext w:val="false"/>
               <w:spacing w:after="40" w:before="0"/>
               <w:jc w:val="left"/>
             </w:pPr>
@@ -912,6 +939,7 @@
           </w:tcPr>
           <w:p>
             <w:pPr>
+              <w:keepNext w:val="false"/>
               <w:spacing w:after="40" w:before="0"/>
               <w:jc w:val="left"/>
             </w:pPr>
@@ -946,6 +974,7 @@
           </w:tcPr>
           <w:p>
             <w:pPr>
+              <w:keepNext w:val="false"/>
               <w:spacing w:after="40" w:before="0"/>
               <w:jc w:val="left"/>
             </w:pPr>
@@ -965,6 +994,7 @@
           </w:p>
           <w:p>
             <w:pPr>
+              <w:keepNext w:val="false"/>
               <w:spacing w:after="40" w:before="0"/>
               <w:jc w:val="left"/>
             </w:pPr>
@@ -997,6 +1027,7 @@
           </w:tcPr>
           <w:p>
             <w:pPr>
+              <w:keepNext w:val="false"/>
               <w:spacing w:after="40" w:before="0"/>
               <w:jc w:val="left"/>
             </w:pPr>
@@ -1029,6 +1060,7 @@
           </w:tcPr>
           <w:p>
             <w:pPr>
+              <w:keepNext w:val="false"/>
               <w:spacing w:after="40" w:before="0"/>
               <w:jc w:val="left"/>
             </w:pPr>
@@ -1061,6 +1093,7 @@
           </w:tcPr>
           <w:p>
             <w:pPr>
+              <w:keepNext w:val="false"/>
               <w:spacing w:after="40" w:before="0"/>
               <w:jc w:val="left"/>
             </w:pPr>
@@ -1095,6 +1128,7 @@
           </w:tcPr>
           <w:p>
             <w:pPr>
+              <w:keepNext w:val="false"/>
               <w:spacing w:after="40" w:before="0"/>
               <w:jc w:val="left"/>
             </w:pPr>
@@ -1114,6 +1148,7 @@
           </w:p>
           <w:p>
             <w:pPr>
+              <w:keepNext w:val="false"/>
               <w:spacing w:after="40" w:before="0"/>
               <w:jc w:val="left"/>
             </w:pPr>
@@ -1146,6 +1181,7 @@
           </w:tcPr>
           <w:p>
             <w:pPr>
+              <w:keepNext w:val="false"/>
               <w:spacing w:after="40" w:before="0"/>
               <w:jc w:val="left"/>
             </w:pPr>
@@ -1178,6 +1214,7 @@
           </w:tcPr>
           <w:p>
             <w:pPr>
+              <w:keepNext w:val="false"/>
               <w:spacing w:after="40" w:before="0"/>
               <w:jc w:val="left"/>
             </w:pPr>
@@ -1210,6 +1247,7 @@
           </w:tcPr>
           <w:p>
             <w:pPr>
+              <w:keepNext w:val="false"/>
               <w:spacing w:after="40" w:before="0"/>
               <w:jc w:val="left"/>
             </w:pPr>
@@ -1244,6 +1282,7 @@
           </w:tcPr>
           <w:p>
             <w:pPr>
+              <w:keepNext w:val="false"/>
               <w:spacing w:after="40" w:before="0"/>
               <w:jc w:val="left"/>
             </w:pPr>
@@ -1263,6 +1302,7 @@
           </w:p>
           <w:p>
             <w:pPr>
+              <w:keepNext w:val="false"/>
               <w:spacing w:after="40" w:before="0"/>
               <w:jc w:val="left"/>
             </w:pPr>
@@ -1295,6 +1335,7 @@
           </w:tcPr>
           <w:p>
             <w:pPr>
+              <w:keepNext w:val="false"/>
               <w:spacing w:after="40" w:before="0"/>
               <w:jc w:val="left"/>
             </w:pPr>
@@ -1327,6 +1368,7 @@
           </w:tcPr>
           <w:p>
             <w:pPr>
+              <w:keepNext w:val="false"/>
               <w:spacing w:after="40" w:before="0"/>
               <w:jc w:val="left"/>
             </w:pPr>
@@ -1359,6 +1401,7 @@
           </w:tcPr>
           <w:p>
             <w:pPr>
+              <w:keepNext w:val="false"/>
               <w:spacing w:after="40" w:before="0"/>
               <w:jc w:val="left"/>
             </w:pPr>
@@ -1393,6 +1436,7 @@
           </w:tcPr>
           <w:p>
             <w:pPr>
+              <w:keepNext w:val="false"/>
               <w:spacing w:after="40" w:before="0"/>
               <w:jc w:val="left"/>
             </w:pPr>
@@ -1412,6 +1456,7 @@
           </w:p>
           <w:p>
             <w:pPr>
+              <w:keepNext w:val="false"/>
               <w:spacing w:after="40" w:before="0"/>
               <w:jc w:val="left"/>
             </w:pPr>
@@ -1444,6 +1489,7 @@
           </w:tcPr>
           <w:p>
             <w:pPr>
+              <w:keepNext w:val="false"/>
               <w:spacing w:after="40" w:before="0"/>
               <w:jc w:val="left"/>
             </w:pPr>
@@ -1476,6 +1522,7 @@
           </w:tcPr>
           <w:p>
             <w:pPr>
+              <w:keepNext w:val="false"/>
               <w:spacing w:after="40" w:before="0"/>
               <w:jc w:val="left"/>
             </w:pPr>
@@ -1508,6 +1555,7 @@
           </w:tcPr>
           <w:p>
             <w:pPr>
+              <w:keepNext w:val="false"/>
               <w:spacing w:after="40" w:before="0"/>
               <w:jc w:val="left"/>
             </w:pPr>
@@ -1542,6 +1590,7 @@
           </w:tcPr>
           <w:p>
             <w:pPr>
+              <w:keepNext w:val="false"/>
               <w:spacing w:after="40" w:before="0"/>
               <w:jc w:val="left"/>
             </w:pPr>
@@ -1561,6 +1610,7 @@
           </w:p>
           <w:p>
             <w:pPr>
+              <w:keepNext w:val="false"/>
               <w:spacing w:after="40" w:before="0"/>
               <w:jc w:val="left"/>
             </w:pPr>
@@ -1593,6 +1643,7 @@
           </w:tcPr>
           <w:p>
             <w:pPr>
+              <w:keepNext w:val="false"/>
               <w:spacing w:after="40" w:before="0"/>
               <w:jc w:val="left"/>
             </w:pPr>
@@ -1625,6 +1676,7 @@
           </w:tcPr>
           <w:p>
             <w:pPr>
+              <w:keepNext w:val="false"/>
               <w:spacing w:after="40" w:before="0"/>
               <w:jc w:val="left"/>
             </w:pPr>
@@ -1657,6 +1709,7 @@
           </w:tcPr>
           <w:p>
             <w:pPr>
+              <w:keepNext w:val="false"/>
               <w:spacing w:after="40" w:before="0"/>
               <w:jc w:val="left"/>
             </w:pPr>
@@ -1795,7 +1848,7 @@
         </w:rPr>
         <w:t xml:space="preserve">© 2026 SeaVuria and ARES. This work is licensed under a </w:t>
       </w:r>
-      <w:hyperlink w:history="1" r:id="rId3jwsd_ngmqd59y8tdbdxj">
+      <w:hyperlink w:history="1" r:id="rIdkrombmaxeymvdvzk2ltkx">
         <w:r>
           <w:rPr>
             <w:rFonts w:ascii="Arial" w:cs="Arial" w:eastAsia="Arial" w:hAnsi="Arial"/>
@@ -1815,7 +1868,7 @@
         </w:rPr>
         <w:t xml:space="preserve"> (</w:t>
       </w:r>
-      <w:hyperlink w:history="1" r:id="rIdeqydovd2aporzhbb1wv_0">
+      <w:hyperlink w:history="1" r:id="rId1txgndfrax6bgj7olm560">
         <w:r>
           <w:rPr>
             <w:rFonts w:ascii="Arial" w:cs="Arial" w:eastAsia="Arial" w:hAnsi="Arial"/>
@@ -1835,7 +1888,7 @@
         </w:rPr>
         <w:t xml:space="preserve">). To view a copy of this license, visit </w:t>
       </w:r>
-      <w:hyperlink w:history="1" r:id="rIdnfje1p_iten1hunx0jhne">
+      <w:hyperlink w:history="1" r:id="rIdhzgb0wrwmjtz7wme2pc4m">
         <w:r>
           <w:rPr>
             <w:rFonts w:ascii="Arial" w:cs="Arial" w:eastAsia="Arial" w:hAnsi="Arial"/>

--- a/data/outputs/v2/General_Science/SS3.1_Turning_Effect_of_Force/General_Science_Turning_Effect_of_Force_SummaryTable.docx
+++ b/data/outputs/v2/General_Science/SS3.1_Turning_Effect_of_Force/General_Science_Turning_Effect_of_Force_SummaryTable.docx
@@ -1848,7 +1848,7 @@
         </w:rPr>
         <w:t xml:space="preserve">© 2026 SeaVuria and ARES. This work is licensed under a </w:t>
       </w:r>
-      <w:hyperlink w:history="1" r:id="rIdkrombmaxeymvdvzk2ltkx">
+      <w:hyperlink w:history="1" r:id="rIda5fb77csl0ymgxphrt4ub">
         <w:r>
           <w:rPr>
             <w:rFonts w:ascii="Arial" w:cs="Arial" w:eastAsia="Arial" w:hAnsi="Arial"/>
@@ -1868,7 +1868,7 @@
         </w:rPr>
         <w:t xml:space="preserve"> (</w:t>
       </w:r>
-      <w:hyperlink w:history="1" r:id="rId1txgndfrax6bgj7olm560">
+      <w:hyperlink w:history="1" r:id="rIda4zpxn3cl6tn2mwr6hsmt">
         <w:r>
           <w:rPr>
             <w:rFonts w:ascii="Arial" w:cs="Arial" w:eastAsia="Arial" w:hAnsi="Arial"/>
@@ -1888,7 +1888,7 @@
         </w:rPr>
         <w:t xml:space="preserve">). To view a copy of this license, visit </w:t>
       </w:r>
-      <w:hyperlink w:history="1" r:id="rIdhzgb0wrwmjtz7wme2pc4m">
+      <w:hyperlink w:history="1" r:id="rIdlj5jggtb9yaz9prbfmdlj">
         <w:r>
           <w:rPr>
             <w:rFonts w:ascii="Arial" w:cs="Arial" w:eastAsia="Arial" w:hAnsi="Arial"/>
